--- a/게임탐구/강화에 관하여.docx
+++ b/게임탐구/강화에 관하여.docx
@@ -31,18 +31,884 @@
       </w:r>
     </w:p>
     <w:p>
-      <w:pPr>
-        <w:rPr>
-          <w:rFonts w:hint="eastAsia"/>
-        </w:rPr>
-      </w:pPr>
-      <w:r>
-        <w:rPr>
-          <w:rFonts w:hint="eastAsia"/>
-        </w:rPr>
-        <w:t xml:space="preserve">그리고 그렇기에 장비가 존재하는 게임에서는 십중팔구 장비에 대한 강화가 존재하기 마련이다. 이에 대해서 이야기 해보고자 한다. </w:t>
-      </w:r>
-    </w:p>
+      <w:r>
+        <w:rPr>
+          <w:rFonts w:hint="eastAsia"/>
+        </w:rPr>
+        <w:t xml:space="preserve">그리고 그렇기에 장비가 존재하는 게임에서는 십중팔구 장비에 대한 강화가 존재하기 마련이다. 이에 대해서 이야기해보고자 한다. </w:t>
+      </w:r>
+    </w:p>
+    <w:p>
+      <w:pPr>
+        <w:pStyle w:val="a3"/>
+        <w:numPr>
+          <w:ilvl w:val="0"/>
+          <w:numId w:val="2"/>
+        </w:numPr>
+        <w:ind w:leftChars="0"/>
+      </w:pPr>
+      <w:r>
+        <w:rPr>
+          <w:rFonts w:hint="eastAsia"/>
+        </w:rPr>
+        <w:t>강화는 무엇인가?</w:t>
+      </w:r>
+    </w:p>
+    <w:p>
+      <w:r>
+        <w:rPr>
+          <w:rFonts w:hint="eastAsia"/>
+        </w:rPr>
+        <w:t xml:space="preserve"> 강화는 게임에서 장비에 특수한 재화를 소모하여 수치를 증가시키는 일종의 강해지는 방법 중 하나이다. 게임마다 여러 차이가 존재하지만, </w:t>
+      </w:r>
+      <w:r>
+        <w:rPr>
+          <w:rFonts w:hint="eastAsia"/>
+        </w:rPr>
+        <w:t xml:space="preserve">적어도 강화를 하면 장비의 능력치가 증가한다. </w:t>
+      </w:r>
+    </w:p>
+    <w:p>
+      <w:pPr>
+        <w:pStyle w:val="a3"/>
+        <w:numPr>
+          <w:ilvl w:val="0"/>
+          <w:numId w:val="4"/>
+        </w:numPr>
+        <w:ind w:leftChars="0"/>
+      </w:pPr>
+      <w:proofErr w:type="spellStart"/>
+      <w:r>
+        <w:rPr>
+          <w:rFonts w:hint="eastAsia"/>
+        </w:rPr>
+        <w:t>스탯</w:t>
+      </w:r>
+      <w:r>
+        <w:rPr>
+          <w:rFonts w:hint="eastAsia"/>
+        </w:rPr>
+        <w:t>의</w:t>
+      </w:r>
+      <w:proofErr w:type="spellEnd"/>
+      <w:r>
+        <w:rPr>
+          <w:rFonts w:hint="eastAsia"/>
+        </w:rPr>
+        <w:t xml:space="preserve"> 추가</w:t>
+      </w:r>
+    </w:p>
+    <w:p>
+      <w:r>
+        <w:rPr>
+          <w:rFonts w:hint="eastAsia"/>
+        </w:rPr>
+        <w:t xml:space="preserve"> </w:t>
+      </w:r>
+      <w:r>
+        <w:rPr>
+          <w:rFonts w:hint="eastAsia"/>
+        </w:rPr>
+        <w:t xml:space="preserve">가장 기본적으로 장비에는 착용시 얼마만큼의 </w:t>
+      </w:r>
+      <w:proofErr w:type="spellStart"/>
+      <w:r>
+        <w:rPr>
+          <w:rFonts w:hint="eastAsia"/>
+        </w:rPr>
+        <w:t>스탯을</w:t>
+      </w:r>
+      <w:proofErr w:type="spellEnd"/>
+      <w:r>
+        <w:rPr>
+          <w:rFonts w:hint="eastAsia"/>
+        </w:rPr>
+        <w:t xml:space="preserve"> 올려주는 지 적혀 있는데, 강화하면 이 </w:t>
+      </w:r>
+      <w:proofErr w:type="spellStart"/>
+      <w:r>
+        <w:rPr>
+          <w:rFonts w:hint="eastAsia"/>
+        </w:rPr>
+        <w:t>스탯이</w:t>
+      </w:r>
+      <w:proofErr w:type="spellEnd"/>
+      <w:r>
+        <w:rPr>
+          <w:rFonts w:hint="eastAsia"/>
+        </w:rPr>
+        <w:t xml:space="preserve"> 증가하는 것이 가장 큰 특징이다. 이 경우에 </w:t>
+      </w:r>
+      <w:proofErr w:type="spellStart"/>
+      <w:r>
+        <w:rPr>
+          <w:rFonts w:hint="eastAsia"/>
+        </w:rPr>
+        <w:t>스탯의</w:t>
+      </w:r>
+      <w:proofErr w:type="spellEnd"/>
+      <w:r>
+        <w:rPr>
+          <w:rFonts w:hint="eastAsia"/>
+        </w:rPr>
+        <w:t xml:space="preserve"> </w:t>
+      </w:r>
+      <w:proofErr w:type="spellStart"/>
+      <w:r>
+        <w:rPr>
+          <w:rFonts w:hint="eastAsia"/>
+        </w:rPr>
+        <w:t>증가량</w:t>
+      </w:r>
+      <w:proofErr w:type="spellEnd"/>
+      <w:r>
+        <w:rPr>
+          <w:rFonts w:hint="eastAsia"/>
+        </w:rPr>
+        <w:t xml:space="preserve"> 자체는 그렇게 크지 않을 수 잇지만, 여러 부위를 동시에 강화한다면, 그 추가 </w:t>
+      </w:r>
+      <w:proofErr w:type="spellStart"/>
+      <w:r>
+        <w:rPr>
+          <w:rFonts w:hint="eastAsia"/>
+        </w:rPr>
+        <w:t>스탯으로도</w:t>
+      </w:r>
+      <w:proofErr w:type="spellEnd"/>
+      <w:r>
+        <w:rPr>
+          <w:rFonts w:hint="eastAsia"/>
+        </w:rPr>
+        <w:t xml:space="preserve"> 장비를 몇 개나 더 착용한 것과 동일한 결과를 얻을 수 있다. </w:t>
+      </w:r>
+    </w:p>
+    <w:p>
+      <w:pPr>
+        <w:pStyle w:val="a3"/>
+        <w:numPr>
+          <w:ilvl w:val="0"/>
+          <w:numId w:val="4"/>
+        </w:numPr>
+        <w:ind w:leftChars="0"/>
+      </w:pPr>
+      <w:r>
+        <w:rPr>
+          <w:rFonts w:hint="eastAsia"/>
+        </w:rPr>
+        <w:t xml:space="preserve">추가 </w:t>
+      </w:r>
+      <w:r>
+        <w:rPr>
+          <w:rFonts w:hint="eastAsia"/>
+        </w:rPr>
+        <w:t>능력</w:t>
+      </w:r>
+    </w:p>
+    <w:p>
+      <w:r>
+        <w:rPr>
+          <w:rFonts w:hint="eastAsia"/>
+        </w:rPr>
+        <w:t xml:space="preserve"> 혹은 아이템의 장비 자체의 특색이 추가 능력에서 오는 경우도 있다. </w:t>
+      </w:r>
+      <w:r>
+        <w:rPr>
+          <w:rFonts w:hint="eastAsia"/>
+        </w:rPr>
+        <w:t xml:space="preserve">즉, 이때부터는 남들과는 다른 자신만의 장비, 혹은 특수한 </w:t>
+      </w:r>
+      <w:r>
+        <w:rPr>
+          <w:rFonts w:hint="eastAsia"/>
+        </w:rPr>
+        <w:t>기능을 장비에 가질 수 있도록 하는 것이다.</w:t>
+      </w:r>
+      <w:r>
+        <w:rPr>
+          <w:rFonts w:hint="eastAsia"/>
+        </w:rPr>
+        <w:t xml:space="preserve"> 골드</w:t>
+      </w:r>
+      <w:r>
+        <w:rPr>
+          <w:rFonts w:hint="eastAsia"/>
+        </w:rPr>
+        <w:t xml:space="preserve"> </w:t>
+      </w:r>
+      <w:proofErr w:type="spellStart"/>
+      <w:r>
+        <w:rPr>
+          <w:rFonts w:hint="eastAsia"/>
+        </w:rPr>
+        <w:t>획득량이나</w:t>
+      </w:r>
+      <w:proofErr w:type="spellEnd"/>
+      <w:r>
+        <w:rPr>
+          <w:rFonts w:hint="eastAsia"/>
+        </w:rPr>
+        <w:t xml:space="preserve"> </w:t>
+      </w:r>
+      <w:proofErr w:type="spellStart"/>
+      <w:r>
+        <w:rPr>
+          <w:rFonts w:hint="eastAsia"/>
+        </w:rPr>
+        <w:t>쿨타임</w:t>
+      </w:r>
+      <w:proofErr w:type="spellEnd"/>
+      <w:r>
+        <w:rPr>
+          <w:rFonts w:hint="eastAsia"/>
+        </w:rPr>
+        <w:t xml:space="preserve"> 감소 옵션, </w:t>
+      </w:r>
+      <w:r>
+        <w:rPr>
+          <w:rFonts w:hint="eastAsia"/>
+        </w:rPr>
+        <w:t xml:space="preserve">아이템 </w:t>
+      </w:r>
+      <w:proofErr w:type="spellStart"/>
+      <w:r>
+        <w:rPr>
+          <w:rFonts w:hint="eastAsia"/>
+        </w:rPr>
+        <w:t>드롭율</w:t>
+      </w:r>
+      <w:proofErr w:type="spellEnd"/>
+      <w:r>
+        <w:rPr>
+          <w:rFonts w:hint="eastAsia"/>
+        </w:rPr>
+        <w:t xml:space="preserve"> 상승 등등</w:t>
+      </w:r>
+      <w:r>
+        <w:rPr>
+          <w:rFonts w:hint="eastAsia"/>
+        </w:rPr>
+        <w:t>이 있다. 이 옵션은</w:t>
+      </w:r>
+      <w:r>
+        <w:rPr>
+          <w:rFonts w:hint="eastAsia"/>
+        </w:rPr>
+        <w:t xml:space="preserve"> 전투에 적합하지는 않지만</w:t>
+      </w:r>
+      <w:r>
+        <w:rPr>
+          <w:rFonts w:hint="eastAsia"/>
+        </w:rPr>
+        <w:t xml:space="preserve"> 다른 부분에서 이득을 얻을 수 </w:t>
+      </w:r>
+      <w:r>
+        <w:rPr>
+          <w:rFonts w:hint="eastAsia"/>
+        </w:rPr>
+        <w:t xml:space="preserve">있다. </w:t>
+      </w:r>
+      <w:r>
+        <w:rPr>
+          <w:rFonts w:hint="eastAsia"/>
+        </w:rPr>
+        <w:t xml:space="preserve">그 이외의 게임에도 버프용, PVP용 PVE용 등으로 장비의 </w:t>
+      </w:r>
+      <w:r>
+        <w:rPr>
+          <w:rFonts w:hint="eastAsia"/>
+        </w:rPr>
+        <w:t xml:space="preserve">활용 용도를 나눈다. </w:t>
+      </w:r>
+    </w:p>
+    <w:p>
+      <w:r>
+        <w:rPr>
+          <w:rFonts w:hint="eastAsia"/>
+        </w:rPr>
+        <w:t xml:space="preserve"> 이런 추가능력의 경우에 그냥 다른 장비로 바꾸는 것이 직관적이어서 좋지 않은</w:t>
+      </w:r>
+      <w:r>
+        <w:rPr>
+          <w:rFonts w:hint="eastAsia"/>
+        </w:rPr>
+        <w:t xml:space="preserve"> </w:t>
+      </w:r>
+      <w:r>
+        <w:rPr>
+          <w:rFonts w:hint="eastAsia"/>
+        </w:rPr>
+        <w:t>가라는 생각도 했지만</w:t>
+      </w:r>
+      <w:r>
+        <w:rPr>
+          <w:rFonts w:hint="eastAsia"/>
+        </w:rPr>
+        <w:t>, 각각의 장</w:t>
+      </w:r>
+      <w:r>
+        <w:rPr>
+          <w:rFonts w:hint="eastAsia"/>
+        </w:rPr>
+        <w:t xml:space="preserve">점이 있다고 생각한다. </w:t>
+      </w:r>
+    </w:p>
+    <w:p>
+      <w:pPr>
+        <w:ind w:firstLineChars="100" w:firstLine="200"/>
+      </w:pPr>
+      <w:r>
+        <w:rPr>
+          <w:rFonts w:hint="eastAsia"/>
+        </w:rPr>
+        <w:t xml:space="preserve">각각의 장비로 추가능력을 분리해둔 경우에는 자원을 필요한 만큼만 사용해서 굉장히 효율적으로 쓸 수 있다. </w:t>
+      </w:r>
+      <w:r>
+        <w:rPr>
+          <w:rFonts w:hint="eastAsia"/>
+        </w:rPr>
+        <w:t xml:space="preserve">버프나 아이템 </w:t>
+      </w:r>
+      <w:proofErr w:type="spellStart"/>
+      <w:r>
+        <w:rPr>
+          <w:rFonts w:hint="eastAsia"/>
+        </w:rPr>
+        <w:t>드롭율을</w:t>
+      </w:r>
+      <w:proofErr w:type="spellEnd"/>
+      <w:r>
+        <w:rPr>
+          <w:rFonts w:hint="eastAsia"/>
+        </w:rPr>
+        <w:t xml:space="preserve"> 높이는 아이템</w:t>
+      </w:r>
+      <w:r>
+        <w:rPr>
+          <w:rFonts w:hint="eastAsia"/>
+        </w:rPr>
+        <w:t xml:space="preserve">에다가 굳이 </w:t>
+      </w:r>
+      <w:r>
+        <w:rPr>
+          <w:rFonts w:hint="eastAsia"/>
+        </w:rPr>
+        <w:t xml:space="preserve">자원을 소모할 </w:t>
+      </w:r>
+      <w:proofErr w:type="spellStart"/>
+      <w:r>
+        <w:rPr>
+          <w:rFonts w:hint="eastAsia"/>
+        </w:rPr>
+        <w:t>필요없이</w:t>
+      </w:r>
+      <w:proofErr w:type="spellEnd"/>
+      <w:r>
+        <w:rPr>
+          <w:rFonts w:hint="eastAsia"/>
+        </w:rPr>
+        <w:t xml:space="preserve"> 당장 필요한 </w:t>
+      </w:r>
+      <w:proofErr w:type="spellStart"/>
+      <w:r>
+        <w:rPr>
+          <w:rFonts w:hint="eastAsia"/>
+        </w:rPr>
+        <w:t>딜링용</w:t>
+      </w:r>
+      <w:proofErr w:type="spellEnd"/>
+      <w:r>
+        <w:rPr>
+          <w:rFonts w:hint="eastAsia"/>
+        </w:rPr>
+        <w:t xml:space="preserve"> 아이템에만 자원을 소모하는 것이다. </w:t>
+      </w:r>
+      <w:r>
+        <w:rPr>
+          <w:rFonts w:hint="eastAsia"/>
+        </w:rPr>
+        <w:t xml:space="preserve">다만, 라이브서비스 게임에서 이 장비의 강화를 하고 나서 또 다른 상위 옵션을 지닌 장비가 출시한 경우에는 기존의 장비를 그냥 버려야 </w:t>
+      </w:r>
+      <w:r>
+        <w:rPr>
+          <w:rFonts w:hint="eastAsia"/>
+        </w:rPr>
+        <w:t>하고, 여러 장비에 따라서 각각 강화를 해야</w:t>
+      </w:r>
+      <w:r>
+        <w:rPr>
+          <w:rFonts w:hint="eastAsia"/>
+        </w:rPr>
+        <w:t xml:space="preserve"> </w:t>
+      </w:r>
+      <w:r>
+        <w:rPr>
+          <w:rFonts w:hint="eastAsia"/>
+        </w:rPr>
+        <w:t xml:space="preserve">하는 것에 대해서 피로감을 느낄 수 있다고 생각한다. </w:t>
+      </w:r>
+    </w:p>
+    <w:p>
+      <w:r>
+        <w:rPr>
+          <w:rFonts w:hint="eastAsia"/>
+        </w:rPr>
+        <w:t xml:space="preserve">추가능력으로 특수한 능력을 얻을 수 있는 경우에는 랜덤성이 보통 뒷받침하며, 유저가 이러한 추가능력을 얻을 때의 불쾌감을 줄인다. 필연적으로 추가 능력에는 여러 옵션을 넣을 수 밖에 없고, 전부가 당첨일수는 없지만, 적어도 이러한 측면에서 꽝을 줄일 수 있는 것은 좋다고 생각한다. 또한 라이브 서비스 게임에서 지속적으로 나오는 게임에서 추가능력만 다른 장비에 적용할 수 있면 고생해서 얻은 옵션을 그냥 팔아버리거나 버리는 것보다 다시 다른 장비에 옮겨서 사용할 수 </w:t>
+      </w:r>
+      <w:r>
+        <w:rPr>
+          <w:rFonts w:hint="eastAsia"/>
+        </w:rPr>
+        <w:lastRenderedPageBreak/>
+        <w:t xml:space="preserve">있도록 하여 기존 유저의 불쾌감을 줄일 수 있다고 생각한다. </w:t>
+      </w:r>
+    </w:p>
+    <w:p>
+      <w:pPr>
+        <w:pStyle w:val="a3"/>
+        <w:numPr>
+          <w:ilvl w:val="0"/>
+          <w:numId w:val="4"/>
+        </w:numPr>
+        <w:ind w:leftChars="0"/>
+      </w:pPr>
+      <w:r>
+        <w:rPr>
+          <w:rFonts w:hint="eastAsia"/>
+        </w:rPr>
+        <w:t>아이템 레벨</w:t>
+      </w:r>
+    </w:p>
+    <w:p>
+      <w:r>
+        <w:rPr>
+          <w:rFonts w:hint="eastAsia"/>
+        </w:rPr>
+        <w:t xml:space="preserve"> </w:t>
+      </w:r>
+      <w:proofErr w:type="spellStart"/>
+      <w:r>
+        <w:rPr>
+          <w:rFonts w:hint="eastAsia"/>
+        </w:rPr>
+        <w:t>강하다라는</w:t>
+      </w:r>
+      <w:proofErr w:type="spellEnd"/>
+      <w:r>
+        <w:rPr>
+          <w:rFonts w:hint="eastAsia"/>
+        </w:rPr>
+        <w:t xml:space="preserve"> 것은 수치화되기가 힘들며, 게임에서도 마찬가지이다. 다만, 게임에서 수치화는 파티를 구성하거나 게임에서의 난이도를 가늠하기 위해서는 필요하다. 따라서 캐릭터의 레벨이나, 스킬 수치 같은 내실을 쌓은 정도를 하나의 수치로 환산하는데, 여기서 장비에 아이템 레벨이 붙는 경우가 있다. </w:t>
+      </w:r>
+    </w:p>
+    <w:p/>
+    <w:p/>
+    <w:p/>
+    <w:p>
+      <w:pPr>
+        <w:pStyle w:val="a3"/>
+        <w:numPr>
+          <w:ilvl w:val="0"/>
+          <w:numId w:val="4"/>
+        </w:numPr>
+        <w:ind w:leftChars="0"/>
+      </w:pPr>
+      <w:r>
+        <w:rPr>
+          <w:rFonts w:hint="eastAsia"/>
+        </w:rPr>
+        <w:t>외형 변화</w:t>
+      </w:r>
+    </w:p>
+    <w:p>
+      <w:r>
+        <w:rPr>
+          <w:rFonts w:hint="eastAsia"/>
+        </w:rPr>
+        <w:t xml:space="preserve"> 나의 강함을 뽐내고 싶다면 여러 수단이 있지만, 단순하게 스킨 정도로는 부족한 경우가 있다. 스킨은 어디까지나</w:t>
+      </w:r>
+      <w:r>
+        <w:rPr>
+          <w:rFonts w:hint="eastAsia"/>
+        </w:rPr>
+        <w:t xml:space="preserve"> </w:t>
+      </w:r>
+      <w:r>
+        <w:rPr>
+          <w:rFonts w:hint="eastAsia"/>
+        </w:rPr>
+        <w:t xml:space="preserve">돈으로 뽑는 것이 대부분이기에 그렇게 </w:t>
+      </w:r>
+      <w:proofErr w:type="spellStart"/>
+      <w:r>
+        <w:rPr>
+          <w:rFonts w:hint="eastAsia"/>
+        </w:rPr>
+        <w:t>티나지</w:t>
+      </w:r>
+      <w:proofErr w:type="spellEnd"/>
+      <w:r>
+        <w:rPr>
+          <w:rFonts w:hint="eastAsia"/>
+        </w:rPr>
+        <w:t xml:space="preserve"> 않는다. </w:t>
+      </w:r>
+    </w:p>
+    <w:p>
+      <w:r>
+        <w:rPr>
+          <w:rFonts w:hint="eastAsia"/>
+        </w:rPr>
+        <w:t xml:space="preserve"> 외형 자체가 화려해지면 사람들은 궁금해한다. 저 무기는 본 적이 없는데 뭐지? 그렇게 되면 적어도 어느정도 강화했는지 알 수 있어서, 그 장비를 착용한 인물을 가늠하고 관심이 생기게 된다. </w:t>
+      </w:r>
+    </w:p>
+    <w:p/>
+    <w:p/>
+    <w:p/>
+    <w:p>
+      <w:pPr>
+        <w:pStyle w:val="a3"/>
+        <w:numPr>
+          <w:ilvl w:val="0"/>
+          <w:numId w:val="2"/>
+        </w:numPr>
+        <w:ind w:leftChars="0"/>
+      </w:pPr>
+      <w:r>
+        <w:rPr>
+          <w:rFonts w:hint="eastAsia"/>
+        </w:rPr>
+        <w:t>어떻게 하는가</w:t>
+      </w:r>
+    </w:p>
+    <w:p>
+      <w:pPr>
+        <w:pStyle w:val="a3"/>
+        <w:numPr>
+          <w:ilvl w:val="0"/>
+          <w:numId w:val="5"/>
+        </w:numPr>
+        <w:ind w:leftChars="0"/>
+      </w:pPr>
+      <w:r>
+        <w:rPr>
+          <w:rFonts w:hint="eastAsia"/>
+        </w:rPr>
+        <w:t>자원</w:t>
+      </w:r>
+    </w:p>
+    <w:p>
+      <w:r>
+        <w:rPr>
+          <w:rFonts w:hint="eastAsia"/>
+        </w:rPr>
+        <w:t xml:space="preserve"> 당연하게도 자원은 필수적이다. 강화를 조건 없이 </w:t>
+      </w:r>
+      <w:r>
+        <w:rPr>
+          <w:rFonts w:hint="eastAsia"/>
+        </w:rPr>
+        <w:t xml:space="preserve">하게 되면 당연히 문제가 된다. </w:t>
+      </w:r>
+    </w:p>
+    <w:p/>
+    <w:p>
+      <w:pPr>
+        <w:pStyle w:val="a3"/>
+        <w:numPr>
+          <w:ilvl w:val="0"/>
+          <w:numId w:val="5"/>
+        </w:numPr>
+        <w:ind w:leftChars="0"/>
+      </w:pPr>
+      <w:r>
+        <w:rPr>
+          <w:rFonts w:hint="eastAsia"/>
+        </w:rPr>
+        <w:t>확률 / 천장</w:t>
+      </w:r>
+    </w:p>
+    <w:p>
+      <w:r>
+        <w:rPr>
+          <w:rFonts w:hint="eastAsia"/>
+        </w:rPr>
+        <w:t xml:space="preserve"> 자원만 모아서 강해지면 좋지만, 확률이 존재한다. 강화자체에도 확률이 붙기도 하고, 강화하면 추가되는 </w:t>
+      </w:r>
+      <w:proofErr w:type="spellStart"/>
+      <w:r>
+        <w:rPr>
+          <w:rFonts w:hint="eastAsia"/>
+        </w:rPr>
+        <w:t>스탯이</w:t>
+      </w:r>
+      <w:proofErr w:type="spellEnd"/>
+      <w:r>
+        <w:rPr>
+          <w:rFonts w:hint="eastAsia"/>
+        </w:rPr>
+        <w:t xml:space="preserve"> 랜덤인 경우도 있다. </w:t>
+      </w:r>
+    </w:p>
+    <w:p/>
+    <w:p/>
+    <w:p/>
+    <w:p>
+      <w:pPr>
+        <w:pStyle w:val="a3"/>
+        <w:numPr>
+          <w:ilvl w:val="0"/>
+          <w:numId w:val="5"/>
+        </w:numPr>
+        <w:ind w:leftChars="0"/>
+      </w:pPr>
+      <w:r>
+        <w:rPr>
+          <w:rFonts w:hint="eastAsia"/>
+        </w:rPr>
+        <w:lastRenderedPageBreak/>
+        <w:t>실패 / 파괴 or 하락</w:t>
+      </w:r>
+    </w:p>
+    <w:p/>
+    <w:p/>
+    <w:p/>
+    <w:p>
+      <w:pPr>
+        <w:rPr>
+          <w:rFonts w:hint="eastAsia"/>
+        </w:rPr>
+      </w:pPr>
+    </w:p>
+    <w:p>
+      <w:pPr>
+        <w:pStyle w:val="a3"/>
+        <w:numPr>
+          <w:ilvl w:val="0"/>
+          <w:numId w:val="5"/>
+        </w:numPr>
+        <w:ind w:leftChars="0"/>
+      </w:pPr>
+      <w:r>
+        <w:rPr>
+          <w:rFonts w:hint="eastAsia"/>
+        </w:rPr>
+        <w:t>제한</w:t>
+      </w:r>
+    </w:p>
+    <w:p>
+      <w:pPr>
+        <w:rPr>
+          <w:rFonts w:hint="eastAsia"/>
+        </w:rPr>
+      </w:pPr>
+      <w:r>
+        <w:rPr>
+          <w:rFonts w:hint="eastAsia"/>
+        </w:rPr>
+        <w:t xml:space="preserve"> 게임마다 다르지만, 대게 강화 횟수에는 제한이 있으며</w:t>
+      </w:r>
+      <w:r>
+        <w:rPr>
+          <w:rFonts w:hint="eastAsia"/>
+        </w:rPr>
+        <w:t xml:space="preserve">, 이는 엔드 스펙이라는 용어를 탄생시킨다. 강화를 통한 무한정 강해지기가 불가능하다는 말이다. </w:t>
+      </w:r>
+    </w:p>
+    <w:p/>
+    <w:p/>
+    <w:p/>
+    <w:p>
+      <w:pPr>
+        <w:rPr>
+          <w:rFonts w:hint="eastAsia"/>
+        </w:rPr>
+      </w:pPr>
+    </w:p>
+    <w:p>
+      <w:pPr>
+        <w:pStyle w:val="a3"/>
+        <w:numPr>
+          <w:ilvl w:val="0"/>
+          <w:numId w:val="2"/>
+        </w:numPr>
+        <w:ind w:leftChars="0"/>
+      </w:pPr>
+      <w:r>
+        <w:rPr>
+          <w:rFonts w:hint="eastAsia"/>
+        </w:rPr>
+        <w:t>요소</w:t>
+      </w:r>
+    </w:p>
+    <w:p>
+      <w:pPr>
+        <w:pStyle w:val="a3"/>
+        <w:numPr>
+          <w:ilvl w:val="0"/>
+          <w:numId w:val="6"/>
+        </w:numPr>
+        <w:ind w:leftChars="0"/>
+      </w:pPr>
+      <w:r>
+        <w:rPr>
+          <w:rFonts w:hint="eastAsia"/>
+        </w:rPr>
+        <w:t xml:space="preserve">장비 / 돈을 강함으로 </w:t>
+      </w:r>
+    </w:p>
+    <w:p>
+      <w:r>
+        <w:rPr>
+          <w:rFonts w:hint="eastAsia"/>
+        </w:rPr>
+        <w:t xml:space="preserve"> 장비 강화는 노력을 강함으로 </w:t>
+      </w:r>
+      <w:proofErr w:type="spellStart"/>
+      <w:r>
+        <w:rPr>
+          <w:rFonts w:hint="eastAsia"/>
+        </w:rPr>
+        <w:t>바꾸어내는</w:t>
+      </w:r>
+      <w:proofErr w:type="spellEnd"/>
+      <w:r>
+        <w:rPr>
+          <w:rFonts w:hint="eastAsia"/>
+        </w:rPr>
+        <w:t xml:space="preserve"> 방법이다. 그리고 그 노력이라는 것의 수치화는 돈으로 이루어진다. </w:t>
+      </w:r>
+      <w:r>
+        <w:rPr>
+          <w:rFonts w:hint="eastAsia"/>
+        </w:rPr>
+        <w:t xml:space="preserve">사람들은 장비의 상태를 보고 그 장비를 만드는데 필요한 노력에 대해서 계산하고 가치를 매기게 된다. 그리고 혹은 </w:t>
+      </w:r>
+      <w:r>
+        <w:rPr>
+          <w:rFonts w:hint="eastAsia"/>
+        </w:rPr>
+        <w:t xml:space="preserve">노력에 상응하는 돈이나. </w:t>
+      </w:r>
+    </w:p>
+    <w:p>
+      <w:pPr>
+        <w:rPr>
+          <w:rFonts w:hint="eastAsia"/>
+        </w:rPr>
+      </w:pPr>
+      <w:r>
+        <w:rPr>
+          <w:rFonts w:hint="eastAsia"/>
+        </w:rPr>
+        <w:t xml:space="preserve"> 현실 재화를 게임에 끌고 오는 것은 좋지만, 너무 과하게 </w:t>
+      </w:r>
+      <w:proofErr w:type="spellStart"/>
+      <w:r>
+        <w:rPr>
+          <w:rFonts w:hint="eastAsia"/>
+        </w:rPr>
+        <w:t>끌고와서</w:t>
+      </w:r>
+      <w:proofErr w:type="spellEnd"/>
+      <w:r>
+        <w:rPr>
+          <w:rFonts w:hint="eastAsia"/>
+        </w:rPr>
+        <w:t xml:space="preserve"> 심한 차이를 낼 경우에 그는 그다지 긍정적이지 못한다. 게임을 아무리 열심히 해도 인정하지 못할 정도의 작은 금액을 사용한 유저도 이기지 못할 정도면 유저는 박탈감을 느낄 수 밖에 없다. 그러나 정말 돈을 많이 쓴 유저의 경우에는 노력하는 유저도 어느 정도 인정하게 된다. </w:t>
+      </w:r>
+    </w:p>
+    <w:p/>
+    <w:p/>
+    <w:p/>
+    <w:p>
+      <w:pPr>
+        <w:rPr>
+          <w:rFonts w:hint="eastAsia"/>
+        </w:rPr>
+      </w:pPr>
+    </w:p>
+    <w:p>
+      <w:pPr>
+        <w:pStyle w:val="a3"/>
+        <w:numPr>
+          <w:ilvl w:val="0"/>
+          <w:numId w:val="6"/>
+        </w:numPr>
+        <w:ind w:leftChars="0"/>
+      </w:pPr>
+      <w:r>
+        <w:rPr>
+          <w:rFonts w:hint="eastAsia"/>
+        </w:rPr>
+        <w:t>재화가치 유지</w:t>
+      </w:r>
+      <w:r>
+        <w:rPr>
+          <w:rFonts w:hint="eastAsia"/>
+        </w:rPr>
+        <w:t xml:space="preserve"> / 도박장과 같은 재화 </w:t>
+      </w:r>
+      <w:proofErr w:type="spellStart"/>
+      <w:r>
+        <w:rPr>
+          <w:rFonts w:hint="eastAsia"/>
+        </w:rPr>
+        <w:t>소모처</w:t>
+      </w:r>
+      <w:proofErr w:type="spellEnd"/>
+    </w:p>
+    <w:p>
+      <w:r>
+        <w:rPr>
+          <w:rFonts w:hint="eastAsia"/>
+        </w:rPr>
+        <w:t xml:space="preserve"> 게임에서 돈은 계속해서 돌아가는데, </w:t>
+      </w:r>
+      <w:r>
+        <w:rPr>
+          <w:rFonts w:hint="eastAsia"/>
+        </w:rPr>
+        <w:t>현실</w:t>
+      </w:r>
+      <w:r>
+        <w:rPr>
+          <w:rFonts w:hint="eastAsia"/>
+        </w:rPr>
+        <w:t xml:space="preserve">과 다른 점은 돈이 </w:t>
+      </w:r>
+      <w:r>
+        <w:rPr>
+          <w:rFonts w:hint="eastAsia"/>
+        </w:rPr>
+        <w:t>계속해서 늘어난다는 것이다. 즉 거래를 통해서 벌고 쓰는 것만이 아니라, 던전을 돌고 아이템을 팔고, 퀘스트를 클리어하면 돈이 벌</w:t>
+      </w:r>
+      <w:r>
+        <w:rPr>
+          <w:rFonts w:hint="eastAsia"/>
+        </w:rPr>
+        <w:lastRenderedPageBreak/>
+        <w:t xml:space="preserve">린다. 즉, 돈이 계속 돌며 늘어나는 구조이다. </w:t>
+      </w:r>
+    </w:p>
+    <w:p>
+      <w:pPr>
+        <w:rPr>
+          <w:rFonts w:hint="eastAsia"/>
+        </w:rPr>
+      </w:pPr>
+      <w:r>
+        <w:rPr>
+          <w:rFonts w:hint="eastAsia"/>
+        </w:rPr>
+        <w:t xml:space="preserve"> 이러한 과정에서 장비 강화는 필연적으로 유저 모두가 거쳐가는 만큼, 모두가 돈을 사용하는 통로로 사용할 수 있는 수단이다. </w:t>
+      </w:r>
+    </w:p>
+    <w:p/>
+    <w:p/>
+    <w:p/>
+    <w:p/>
+    <w:p/>
+    <w:p/>
     <w:sectPr>
       <w:pgSz w:w="11906" w:h="16838"/>
       <w:pgMar w:top="1701" w:right="1440" w:bottom="1440" w:left="1440" w:header="851" w:footer="992" w:gutter="0"/>
@@ -51,6 +917,563 @@
     </w:sectPr>
   </w:body>
 </w:document>
+</file>
+
+<file path=word/numbering.xml><?xml version="1.0" encoding="utf-8"?>
+<w:numbering xmlns:wpc="http://schemas.microsoft.com/office/word/2010/wordprocessingCanvas" xmlns:cx="http://schemas.microsoft.com/office/drawing/2014/chartex" xmlns:cx1="http://schemas.microsoft.com/office/drawing/2015/9/8/chartex" xmlns:cx2="http://schemas.microsoft.com/office/drawing/2015/10/21/chartex" xmlns:cx3="http://schemas.microsoft.com/office/drawing/2016/5/9/chartex" xmlns:cx4="http://schemas.microsoft.com/office/drawing/2016/5/10/chartex" xmlns:cx5="http://schemas.microsoft.com/office/drawing/2016/5/11/chartex" xmlns:cx6="http://schemas.microsoft.com/office/drawing/2016/5/12/chartex" xmlns:cx7="http://schemas.microsoft.com/office/drawing/2016/5/13/chartex" xmlns:cx8="http://schemas.microsoft.com/office/drawing/2016/5/14/chartex" xmlns:mc="http://schemas.openxmlformats.org/markup-compatibility/2006" xmlns:aink="http://schemas.microsoft.com/office/drawing/2016/ink" xmlns:am3d="http://schemas.microsoft.com/office/drawing/2017/model3d" xmlns:o="urn:schemas-microsoft-com:office:office" xmlns:oel="http://schemas.microsoft.com/office/2019/extlst" xmlns:r="http://schemas.openxmlformats.org/officeDocument/2006/relationships" xmlns:m="http://schemas.openxmlformats.org/officeDocument/2006/math" xmlns:v="urn:schemas-microsoft-com:vml" xmlns:wp14="http://schemas.microsoft.com/office/word/2010/wordprocessingDrawing" xmlns:wp="http://schemas.openxmlformats.org/drawingml/2006/wordprocessingDrawing" xmlns:w10="urn:schemas-microsoft-com:office:word" xmlns:w="http://schemas.openxmlformats.org/wordprocessingml/2006/main" xmlns:w14="http://schemas.microsoft.com/office/word/2010/wordml" xmlns:w15="http://schemas.microsoft.com/office/word/2012/wordml" xmlns:w16cex="http://schemas.microsoft.com/office/word/2018/wordml/cex" xmlns:w16cid="http://schemas.microsoft.com/office/word/2016/wordml/cid" xmlns:w16="http://schemas.microsoft.com/office/word/2018/wordml" xmlns:w16du="http://schemas.microsoft.com/office/word/2023/wordml/word16du" xmlns:w16sdtdh="http://schemas.microsoft.com/office/word/2020/wordml/sdtdatahash" xmlns:w16sdtfl="http://schemas.microsoft.com/office/word/2024/wordml/sdtformatlock" xmlns:w16se="http://schemas.microsoft.com/office/word/2015/wordml/symex" xmlns:wpg="http://schemas.microsoft.com/office/word/2010/wordprocessingGroup" xmlns:wpi="http://schemas.microsoft.com/office/word/2010/wordprocessingInk" xmlns:wne="http://schemas.microsoft.com/office/word/2006/wordml" xmlns:wps="http://schemas.microsoft.com/office/word/2010/wordprocessingShape" mc:Ignorable="w14 w15 w16se w16cid w16 w16cex w16sdtdh w16sdtfl w16du wp14">
+  <w:abstractNum w:abstractNumId="0" w15:restartNumberingAfterBreak="0">
+    <w:nsid w:val="11B73CF6"/>
+    <w:multiLevelType w:val="hybridMultilevel"/>
+    <w:tmpl w:val="939E86F2"/>
+    <w:lvl w:ilvl="0" w:tplc="485C3D64">
+      <w:start w:val="1"/>
+      <w:numFmt w:val="decimal"/>
+      <w:lvlText w:val="%1)"/>
+      <w:lvlJc w:val="left"/>
+      <w:pPr>
+        <w:ind w:left="460" w:hanging="360"/>
+      </w:pPr>
+      <w:rPr>
+        <w:rFonts w:hint="default"/>
+      </w:rPr>
+    </w:lvl>
+    <w:lvl w:ilvl="1" w:tplc="04090019" w:tentative="1">
+      <w:start w:val="1"/>
+      <w:numFmt w:val="upperLetter"/>
+      <w:lvlText w:val="%2."/>
+      <w:lvlJc w:val="left"/>
+      <w:pPr>
+        <w:ind w:left="980" w:hanging="440"/>
+      </w:pPr>
+    </w:lvl>
+    <w:lvl w:ilvl="2" w:tplc="0409001B" w:tentative="1">
+      <w:start w:val="1"/>
+      <w:numFmt w:val="lowerRoman"/>
+      <w:lvlText w:val="%3."/>
+      <w:lvlJc w:val="right"/>
+      <w:pPr>
+        <w:ind w:left="1420" w:hanging="440"/>
+      </w:pPr>
+    </w:lvl>
+    <w:lvl w:ilvl="3" w:tplc="0409000F" w:tentative="1">
+      <w:start w:val="1"/>
+      <w:numFmt w:val="decimal"/>
+      <w:lvlText w:val="%4."/>
+      <w:lvlJc w:val="left"/>
+      <w:pPr>
+        <w:ind w:left="1860" w:hanging="440"/>
+      </w:pPr>
+    </w:lvl>
+    <w:lvl w:ilvl="4" w:tplc="04090019" w:tentative="1">
+      <w:start w:val="1"/>
+      <w:numFmt w:val="upperLetter"/>
+      <w:lvlText w:val="%5."/>
+      <w:lvlJc w:val="left"/>
+      <w:pPr>
+        <w:ind w:left="2300" w:hanging="440"/>
+      </w:pPr>
+    </w:lvl>
+    <w:lvl w:ilvl="5" w:tplc="0409001B" w:tentative="1">
+      <w:start w:val="1"/>
+      <w:numFmt w:val="lowerRoman"/>
+      <w:lvlText w:val="%6."/>
+      <w:lvlJc w:val="right"/>
+      <w:pPr>
+        <w:ind w:left="2740" w:hanging="440"/>
+      </w:pPr>
+    </w:lvl>
+    <w:lvl w:ilvl="6" w:tplc="0409000F" w:tentative="1">
+      <w:start w:val="1"/>
+      <w:numFmt w:val="decimal"/>
+      <w:lvlText w:val="%7."/>
+      <w:lvlJc w:val="left"/>
+      <w:pPr>
+        <w:ind w:left="3180" w:hanging="440"/>
+      </w:pPr>
+    </w:lvl>
+    <w:lvl w:ilvl="7" w:tplc="04090019" w:tentative="1">
+      <w:start w:val="1"/>
+      <w:numFmt w:val="upperLetter"/>
+      <w:lvlText w:val="%8."/>
+      <w:lvlJc w:val="left"/>
+      <w:pPr>
+        <w:ind w:left="3620" w:hanging="440"/>
+      </w:pPr>
+    </w:lvl>
+    <w:lvl w:ilvl="8" w:tplc="0409001B" w:tentative="1">
+      <w:start w:val="1"/>
+      <w:numFmt w:val="lowerRoman"/>
+      <w:lvlText w:val="%9."/>
+      <w:lvlJc w:val="right"/>
+      <w:pPr>
+        <w:ind w:left="4060" w:hanging="440"/>
+      </w:pPr>
+    </w:lvl>
+  </w:abstractNum>
+  <w:abstractNum w:abstractNumId="1" w15:restartNumberingAfterBreak="0">
+    <w:nsid w:val="1ABC6527"/>
+    <w:multiLevelType w:val="hybridMultilevel"/>
+    <w:tmpl w:val="923EF3E0"/>
+    <w:lvl w:ilvl="0" w:tplc="2F4A9D4A">
+      <w:start w:val="1"/>
+      <w:numFmt w:val="decimal"/>
+      <w:lvlText w:val="%1."/>
+      <w:lvlJc w:val="left"/>
+      <w:pPr>
+        <w:ind w:left="460" w:hanging="360"/>
+      </w:pPr>
+      <w:rPr>
+        <w:rFonts w:hint="default"/>
+      </w:rPr>
+    </w:lvl>
+    <w:lvl w:ilvl="1" w:tplc="04090019" w:tentative="1">
+      <w:start w:val="1"/>
+      <w:numFmt w:val="upperLetter"/>
+      <w:lvlText w:val="%2."/>
+      <w:lvlJc w:val="left"/>
+      <w:pPr>
+        <w:ind w:left="980" w:hanging="440"/>
+      </w:pPr>
+    </w:lvl>
+    <w:lvl w:ilvl="2" w:tplc="0409001B" w:tentative="1">
+      <w:start w:val="1"/>
+      <w:numFmt w:val="lowerRoman"/>
+      <w:lvlText w:val="%3."/>
+      <w:lvlJc w:val="right"/>
+      <w:pPr>
+        <w:ind w:left="1420" w:hanging="440"/>
+      </w:pPr>
+    </w:lvl>
+    <w:lvl w:ilvl="3" w:tplc="0409000F" w:tentative="1">
+      <w:start w:val="1"/>
+      <w:numFmt w:val="decimal"/>
+      <w:lvlText w:val="%4."/>
+      <w:lvlJc w:val="left"/>
+      <w:pPr>
+        <w:ind w:left="1860" w:hanging="440"/>
+      </w:pPr>
+    </w:lvl>
+    <w:lvl w:ilvl="4" w:tplc="04090019" w:tentative="1">
+      <w:start w:val="1"/>
+      <w:numFmt w:val="upperLetter"/>
+      <w:lvlText w:val="%5."/>
+      <w:lvlJc w:val="left"/>
+      <w:pPr>
+        <w:ind w:left="2300" w:hanging="440"/>
+      </w:pPr>
+    </w:lvl>
+    <w:lvl w:ilvl="5" w:tplc="0409001B" w:tentative="1">
+      <w:start w:val="1"/>
+      <w:numFmt w:val="lowerRoman"/>
+      <w:lvlText w:val="%6."/>
+      <w:lvlJc w:val="right"/>
+      <w:pPr>
+        <w:ind w:left="2740" w:hanging="440"/>
+      </w:pPr>
+    </w:lvl>
+    <w:lvl w:ilvl="6" w:tplc="0409000F" w:tentative="1">
+      <w:start w:val="1"/>
+      <w:numFmt w:val="decimal"/>
+      <w:lvlText w:val="%7."/>
+      <w:lvlJc w:val="left"/>
+      <w:pPr>
+        <w:ind w:left="3180" w:hanging="440"/>
+      </w:pPr>
+    </w:lvl>
+    <w:lvl w:ilvl="7" w:tplc="04090019" w:tentative="1">
+      <w:start w:val="1"/>
+      <w:numFmt w:val="upperLetter"/>
+      <w:lvlText w:val="%8."/>
+      <w:lvlJc w:val="left"/>
+      <w:pPr>
+        <w:ind w:left="3620" w:hanging="440"/>
+      </w:pPr>
+    </w:lvl>
+    <w:lvl w:ilvl="8" w:tplc="0409001B" w:tentative="1">
+      <w:start w:val="1"/>
+      <w:numFmt w:val="lowerRoman"/>
+      <w:lvlText w:val="%9."/>
+      <w:lvlJc w:val="right"/>
+      <w:pPr>
+        <w:ind w:left="4060" w:hanging="440"/>
+      </w:pPr>
+    </w:lvl>
+  </w:abstractNum>
+  <w:abstractNum w:abstractNumId="2" w15:restartNumberingAfterBreak="0">
+    <w:nsid w:val="2B406D8A"/>
+    <w:multiLevelType w:val="hybridMultilevel"/>
+    <w:tmpl w:val="ECDA21AC"/>
+    <w:lvl w:ilvl="0" w:tplc="C2EA3F90">
+      <w:start w:val="1"/>
+      <w:numFmt w:val="decimal"/>
+      <w:lvlText w:val="%1)"/>
+      <w:lvlJc w:val="left"/>
+      <w:pPr>
+        <w:ind w:left="460" w:hanging="360"/>
+      </w:pPr>
+      <w:rPr>
+        <w:rFonts w:hint="default"/>
+      </w:rPr>
+    </w:lvl>
+    <w:lvl w:ilvl="1" w:tplc="04090019" w:tentative="1">
+      <w:start w:val="1"/>
+      <w:numFmt w:val="upperLetter"/>
+      <w:lvlText w:val="%2."/>
+      <w:lvlJc w:val="left"/>
+      <w:pPr>
+        <w:ind w:left="980" w:hanging="440"/>
+      </w:pPr>
+    </w:lvl>
+    <w:lvl w:ilvl="2" w:tplc="0409001B" w:tentative="1">
+      <w:start w:val="1"/>
+      <w:numFmt w:val="lowerRoman"/>
+      <w:lvlText w:val="%3."/>
+      <w:lvlJc w:val="right"/>
+      <w:pPr>
+        <w:ind w:left="1420" w:hanging="440"/>
+      </w:pPr>
+    </w:lvl>
+    <w:lvl w:ilvl="3" w:tplc="0409000F" w:tentative="1">
+      <w:start w:val="1"/>
+      <w:numFmt w:val="decimal"/>
+      <w:lvlText w:val="%4."/>
+      <w:lvlJc w:val="left"/>
+      <w:pPr>
+        <w:ind w:left="1860" w:hanging="440"/>
+      </w:pPr>
+    </w:lvl>
+    <w:lvl w:ilvl="4" w:tplc="04090019" w:tentative="1">
+      <w:start w:val="1"/>
+      <w:numFmt w:val="upperLetter"/>
+      <w:lvlText w:val="%5."/>
+      <w:lvlJc w:val="left"/>
+      <w:pPr>
+        <w:ind w:left="2300" w:hanging="440"/>
+      </w:pPr>
+    </w:lvl>
+    <w:lvl w:ilvl="5" w:tplc="0409001B" w:tentative="1">
+      <w:start w:val="1"/>
+      <w:numFmt w:val="lowerRoman"/>
+      <w:lvlText w:val="%6."/>
+      <w:lvlJc w:val="right"/>
+      <w:pPr>
+        <w:ind w:left="2740" w:hanging="440"/>
+      </w:pPr>
+    </w:lvl>
+    <w:lvl w:ilvl="6" w:tplc="0409000F" w:tentative="1">
+      <w:start w:val="1"/>
+      <w:numFmt w:val="decimal"/>
+      <w:lvlText w:val="%7."/>
+      <w:lvlJc w:val="left"/>
+      <w:pPr>
+        <w:ind w:left="3180" w:hanging="440"/>
+      </w:pPr>
+    </w:lvl>
+    <w:lvl w:ilvl="7" w:tplc="04090019" w:tentative="1">
+      <w:start w:val="1"/>
+      <w:numFmt w:val="upperLetter"/>
+      <w:lvlText w:val="%8."/>
+      <w:lvlJc w:val="left"/>
+      <w:pPr>
+        <w:ind w:left="3620" w:hanging="440"/>
+      </w:pPr>
+    </w:lvl>
+    <w:lvl w:ilvl="8" w:tplc="0409001B" w:tentative="1">
+      <w:start w:val="1"/>
+      <w:numFmt w:val="lowerRoman"/>
+      <w:lvlText w:val="%9."/>
+      <w:lvlJc w:val="right"/>
+      <w:pPr>
+        <w:ind w:left="4060" w:hanging="440"/>
+      </w:pPr>
+    </w:lvl>
+  </w:abstractNum>
+  <w:abstractNum w:abstractNumId="3" w15:restartNumberingAfterBreak="0">
+    <w:nsid w:val="5F8833C9"/>
+    <w:multiLevelType w:val="hybridMultilevel"/>
+    <w:tmpl w:val="113A386C"/>
+    <w:lvl w:ilvl="0" w:tplc="8300016E">
+      <w:start w:val="1"/>
+      <w:numFmt w:val="decimal"/>
+      <w:lvlText w:val="%1."/>
+      <w:lvlJc w:val="left"/>
+      <w:pPr>
+        <w:ind w:left="800" w:hanging="360"/>
+      </w:pPr>
+      <w:rPr>
+        <w:rFonts w:hint="default"/>
+      </w:rPr>
+    </w:lvl>
+    <w:lvl w:ilvl="1" w:tplc="04090019" w:tentative="1">
+      <w:start w:val="1"/>
+      <w:numFmt w:val="upperLetter"/>
+      <w:lvlText w:val="%2."/>
+      <w:lvlJc w:val="left"/>
+      <w:pPr>
+        <w:ind w:left="1320" w:hanging="440"/>
+      </w:pPr>
+    </w:lvl>
+    <w:lvl w:ilvl="2" w:tplc="0409001B" w:tentative="1">
+      <w:start w:val="1"/>
+      <w:numFmt w:val="lowerRoman"/>
+      <w:lvlText w:val="%3."/>
+      <w:lvlJc w:val="right"/>
+      <w:pPr>
+        <w:ind w:left="1760" w:hanging="440"/>
+      </w:pPr>
+    </w:lvl>
+    <w:lvl w:ilvl="3" w:tplc="0409000F" w:tentative="1">
+      <w:start w:val="1"/>
+      <w:numFmt w:val="decimal"/>
+      <w:lvlText w:val="%4."/>
+      <w:lvlJc w:val="left"/>
+      <w:pPr>
+        <w:ind w:left="2200" w:hanging="440"/>
+      </w:pPr>
+    </w:lvl>
+    <w:lvl w:ilvl="4" w:tplc="04090019" w:tentative="1">
+      <w:start w:val="1"/>
+      <w:numFmt w:val="upperLetter"/>
+      <w:lvlText w:val="%5."/>
+      <w:lvlJc w:val="left"/>
+      <w:pPr>
+        <w:ind w:left="2640" w:hanging="440"/>
+      </w:pPr>
+    </w:lvl>
+    <w:lvl w:ilvl="5" w:tplc="0409001B" w:tentative="1">
+      <w:start w:val="1"/>
+      <w:numFmt w:val="lowerRoman"/>
+      <w:lvlText w:val="%6."/>
+      <w:lvlJc w:val="right"/>
+      <w:pPr>
+        <w:ind w:left="3080" w:hanging="440"/>
+      </w:pPr>
+    </w:lvl>
+    <w:lvl w:ilvl="6" w:tplc="0409000F" w:tentative="1">
+      <w:start w:val="1"/>
+      <w:numFmt w:val="decimal"/>
+      <w:lvlText w:val="%7."/>
+      <w:lvlJc w:val="left"/>
+      <w:pPr>
+        <w:ind w:left="3520" w:hanging="440"/>
+      </w:pPr>
+    </w:lvl>
+    <w:lvl w:ilvl="7" w:tplc="04090019" w:tentative="1">
+      <w:start w:val="1"/>
+      <w:numFmt w:val="upperLetter"/>
+      <w:lvlText w:val="%8."/>
+      <w:lvlJc w:val="left"/>
+      <w:pPr>
+        <w:ind w:left="3960" w:hanging="440"/>
+      </w:pPr>
+    </w:lvl>
+    <w:lvl w:ilvl="8" w:tplc="0409001B" w:tentative="1">
+      <w:start w:val="1"/>
+      <w:numFmt w:val="lowerRoman"/>
+      <w:lvlText w:val="%9."/>
+      <w:lvlJc w:val="right"/>
+      <w:pPr>
+        <w:ind w:left="4400" w:hanging="440"/>
+      </w:pPr>
+    </w:lvl>
+  </w:abstractNum>
+  <w:abstractNum w:abstractNumId="4" w15:restartNumberingAfterBreak="0">
+    <w:nsid w:val="75230390"/>
+    <w:multiLevelType w:val="hybridMultilevel"/>
+    <w:tmpl w:val="6E7C0816"/>
+    <w:lvl w:ilvl="0" w:tplc="8C0AF9A2">
+      <w:start w:val="1"/>
+      <w:numFmt w:val="decimal"/>
+      <w:lvlText w:val="%1)"/>
+      <w:lvlJc w:val="left"/>
+      <w:pPr>
+        <w:ind w:left="460" w:hanging="360"/>
+      </w:pPr>
+      <w:rPr>
+        <w:rFonts w:hint="default"/>
+      </w:rPr>
+    </w:lvl>
+    <w:lvl w:ilvl="1" w:tplc="04090019" w:tentative="1">
+      <w:start w:val="1"/>
+      <w:numFmt w:val="upperLetter"/>
+      <w:lvlText w:val="%2."/>
+      <w:lvlJc w:val="left"/>
+      <w:pPr>
+        <w:ind w:left="980" w:hanging="440"/>
+      </w:pPr>
+    </w:lvl>
+    <w:lvl w:ilvl="2" w:tplc="0409001B" w:tentative="1">
+      <w:start w:val="1"/>
+      <w:numFmt w:val="lowerRoman"/>
+      <w:lvlText w:val="%3."/>
+      <w:lvlJc w:val="right"/>
+      <w:pPr>
+        <w:ind w:left="1420" w:hanging="440"/>
+      </w:pPr>
+    </w:lvl>
+    <w:lvl w:ilvl="3" w:tplc="0409000F" w:tentative="1">
+      <w:start w:val="1"/>
+      <w:numFmt w:val="decimal"/>
+      <w:lvlText w:val="%4."/>
+      <w:lvlJc w:val="left"/>
+      <w:pPr>
+        <w:ind w:left="1860" w:hanging="440"/>
+      </w:pPr>
+    </w:lvl>
+    <w:lvl w:ilvl="4" w:tplc="04090019" w:tentative="1">
+      <w:start w:val="1"/>
+      <w:numFmt w:val="upperLetter"/>
+      <w:lvlText w:val="%5."/>
+      <w:lvlJc w:val="left"/>
+      <w:pPr>
+        <w:ind w:left="2300" w:hanging="440"/>
+      </w:pPr>
+    </w:lvl>
+    <w:lvl w:ilvl="5" w:tplc="0409001B" w:tentative="1">
+      <w:start w:val="1"/>
+      <w:numFmt w:val="lowerRoman"/>
+      <w:lvlText w:val="%6."/>
+      <w:lvlJc w:val="right"/>
+      <w:pPr>
+        <w:ind w:left="2740" w:hanging="440"/>
+      </w:pPr>
+    </w:lvl>
+    <w:lvl w:ilvl="6" w:tplc="0409000F" w:tentative="1">
+      <w:start w:val="1"/>
+      <w:numFmt w:val="decimal"/>
+      <w:lvlText w:val="%7."/>
+      <w:lvlJc w:val="left"/>
+      <w:pPr>
+        <w:ind w:left="3180" w:hanging="440"/>
+      </w:pPr>
+    </w:lvl>
+    <w:lvl w:ilvl="7" w:tplc="04090019" w:tentative="1">
+      <w:start w:val="1"/>
+      <w:numFmt w:val="upperLetter"/>
+      <w:lvlText w:val="%8."/>
+      <w:lvlJc w:val="left"/>
+      <w:pPr>
+        <w:ind w:left="3620" w:hanging="440"/>
+      </w:pPr>
+    </w:lvl>
+    <w:lvl w:ilvl="8" w:tplc="0409001B" w:tentative="1">
+      <w:start w:val="1"/>
+      <w:numFmt w:val="lowerRoman"/>
+      <w:lvlText w:val="%9."/>
+      <w:lvlJc w:val="right"/>
+      <w:pPr>
+        <w:ind w:left="4060" w:hanging="440"/>
+      </w:pPr>
+    </w:lvl>
+  </w:abstractNum>
+  <w:abstractNum w:abstractNumId="5" w15:restartNumberingAfterBreak="0">
+    <w:nsid w:val="77CF12CB"/>
+    <w:multiLevelType w:val="hybridMultilevel"/>
+    <w:tmpl w:val="749CF310"/>
+    <w:lvl w:ilvl="0" w:tplc="37787226">
+      <w:start w:val="1"/>
+      <w:numFmt w:val="decimal"/>
+      <w:lvlText w:val="%1."/>
+      <w:lvlJc w:val="left"/>
+      <w:pPr>
+        <w:ind w:left="800" w:hanging="360"/>
+      </w:pPr>
+      <w:rPr>
+        <w:rFonts w:hint="default"/>
+      </w:rPr>
+    </w:lvl>
+    <w:lvl w:ilvl="1" w:tplc="04090019" w:tentative="1">
+      <w:start w:val="1"/>
+      <w:numFmt w:val="upperLetter"/>
+      <w:lvlText w:val="%2."/>
+      <w:lvlJc w:val="left"/>
+      <w:pPr>
+        <w:ind w:left="1320" w:hanging="440"/>
+      </w:pPr>
+    </w:lvl>
+    <w:lvl w:ilvl="2" w:tplc="0409001B" w:tentative="1">
+      <w:start w:val="1"/>
+      <w:numFmt w:val="lowerRoman"/>
+      <w:lvlText w:val="%3."/>
+      <w:lvlJc w:val="right"/>
+      <w:pPr>
+        <w:ind w:left="1760" w:hanging="440"/>
+      </w:pPr>
+    </w:lvl>
+    <w:lvl w:ilvl="3" w:tplc="0409000F" w:tentative="1">
+      <w:start w:val="1"/>
+      <w:numFmt w:val="decimal"/>
+      <w:lvlText w:val="%4."/>
+      <w:lvlJc w:val="left"/>
+      <w:pPr>
+        <w:ind w:left="2200" w:hanging="440"/>
+      </w:pPr>
+    </w:lvl>
+    <w:lvl w:ilvl="4" w:tplc="04090019" w:tentative="1">
+      <w:start w:val="1"/>
+      <w:numFmt w:val="upperLetter"/>
+      <w:lvlText w:val="%5."/>
+      <w:lvlJc w:val="left"/>
+      <w:pPr>
+        <w:ind w:left="2640" w:hanging="440"/>
+      </w:pPr>
+    </w:lvl>
+    <w:lvl w:ilvl="5" w:tplc="0409001B" w:tentative="1">
+      <w:start w:val="1"/>
+      <w:numFmt w:val="lowerRoman"/>
+      <w:lvlText w:val="%6."/>
+      <w:lvlJc w:val="right"/>
+      <w:pPr>
+        <w:ind w:left="3080" w:hanging="440"/>
+      </w:pPr>
+    </w:lvl>
+    <w:lvl w:ilvl="6" w:tplc="0409000F" w:tentative="1">
+      <w:start w:val="1"/>
+      <w:numFmt w:val="decimal"/>
+      <w:lvlText w:val="%7."/>
+      <w:lvlJc w:val="left"/>
+      <w:pPr>
+        <w:ind w:left="3520" w:hanging="440"/>
+      </w:pPr>
+    </w:lvl>
+    <w:lvl w:ilvl="7" w:tplc="04090019" w:tentative="1">
+      <w:start w:val="1"/>
+      <w:numFmt w:val="upperLetter"/>
+      <w:lvlText w:val="%8."/>
+      <w:lvlJc w:val="left"/>
+      <w:pPr>
+        <w:ind w:left="3960" w:hanging="440"/>
+      </w:pPr>
+    </w:lvl>
+    <w:lvl w:ilvl="8" w:tplc="0409001B" w:tentative="1">
+      <w:start w:val="1"/>
+      <w:numFmt w:val="lowerRoman"/>
+      <w:lvlText w:val="%9."/>
+      <w:lvlJc w:val="right"/>
+      <w:pPr>
+        <w:ind w:left="4400" w:hanging="440"/>
+      </w:pPr>
+    </w:lvl>
+  </w:abstractNum>
+  <w:num w:numId="1" w16cid:durableId="1325628715">
+    <w:abstractNumId w:val="5"/>
+  </w:num>
+  <w:num w:numId="2" w16cid:durableId="359428604">
+    <w:abstractNumId w:val="1"/>
+  </w:num>
+  <w:num w:numId="3" w16cid:durableId="1799956313">
+    <w:abstractNumId w:val="3"/>
+  </w:num>
+  <w:num w:numId="4" w16cid:durableId="1927642247">
+    <w:abstractNumId w:val="0"/>
+  </w:num>
+  <w:num w:numId="5" w16cid:durableId="1503010208">
+    <w:abstractNumId w:val="4"/>
+  </w:num>
+  <w:num w:numId="6" w16cid:durableId="711268592">
+    <w:abstractNumId w:val="2"/>
+  </w:num>
+</w:numbering>
 </file>
 
 <file path=word/styles.xml><?xml version="1.0" encoding="utf-8"?>
@@ -486,6 +1909,16 @@
     <w:semiHidden/>
     <w:unhideWhenUsed/>
   </w:style>
+  <w:style w:type="paragraph" w:styleId="a3">
+    <w:name w:val="List Paragraph"/>
+    <w:basedOn w:val="a"/>
+    <w:uiPriority w:val="34"/>
+    <w:qFormat/>
+    <w:rsid w:val="00F35BC2"/>
+    <w:pPr>
+      <w:ind w:leftChars="400" w:left="800"/>
+    </w:pPr>
+  </w:style>
 </w:styles>
 </file>
 
